--- a/tillsyn/A 60491-2025 tillsynsbegäran.docx
+++ b/tillsyn/A 60491-2025 tillsynsbegäran.docx
@@ -405,7 +405,7 @@
     <w:r>
       <w:tab/>
       <w:tab/>
-      <w:t>2025-12-31</w:t>
+      <w:t>2026-01-03</w:t>
       <w:br/>
       <w:br/>
     </w:r>

--- a/tillsyn/A 60491-2025 tillsynsbegäran.docx
+++ b/tillsyn/A 60491-2025 tillsynsbegäran.docx
@@ -405,7 +405,7 @@
     <w:r>
       <w:tab/>
       <w:tab/>
-      <w:t>2026-01-07</w:t>
+      <w:t>2026-01-08</w:t>
       <w:br/>
       <w:br/>
     </w:r>

--- a/tillsyn/A 60491-2025 tillsynsbegäran.docx
+++ b/tillsyn/A 60491-2025 tillsynsbegäran.docx
@@ -405,7 +405,7 @@
     <w:r>
       <w:tab/>
       <w:tab/>
-      <w:t>2026-01-08</w:t>
+      <w:t>2026-01-09</w:t>
       <w:br/>
       <w:br/>
     </w:r>

--- a/tillsyn/A 60491-2025 tillsynsbegäran.docx
+++ b/tillsyn/A 60491-2025 tillsynsbegäran.docx
@@ -405,7 +405,7 @@
     <w:r>
       <w:tab/>
       <w:tab/>
-      <w:t>2026-01-09</w:t>
+      <w:t>2026-01-10</w:t>
       <w:br/>
       <w:br/>
     </w:r>

--- a/tillsyn/A 60491-2025 tillsynsbegäran.docx
+++ b/tillsyn/A 60491-2025 tillsynsbegäran.docx
@@ -405,7 +405,7 @@
     <w:r>
       <w:tab/>
       <w:tab/>
-      <w:t>2026-01-10</w:t>
+      <w:t>2026-01-11</w:t>
       <w:br/>
       <w:br/>
     </w:r>

--- a/tillsyn/A 60491-2025 tillsynsbegäran.docx
+++ b/tillsyn/A 60491-2025 tillsynsbegäran.docx
@@ -405,7 +405,7 @@
     <w:r>
       <w:tab/>
       <w:tab/>
-      <w:t>2026-01-11</w:t>
+      <w:t>2026-01-12</w:t>
       <w:br/>
       <w:br/>
     </w:r>

--- a/tillsyn/A 60491-2025 tillsynsbegäran.docx
+++ b/tillsyn/A 60491-2025 tillsynsbegäran.docx
@@ -405,7 +405,7 @@
     <w:r>
       <w:tab/>
       <w:tab/>
-      <w:t>2026-01-12</w:t>
+      <w:t>2026-01-13</w:t>
       <w:br/>
       <w:br/>
     </w:r>

--- a/tillsyn/A 60491-2025 tillsynsbegäran.docx
+++ b/tillsyn/A 60491-2025 tillsynsbegäran.docx
@@ -405,7 +405,7 @@
     <w:r>
       <w:tab/>
       <w:tab/>
-      <w:t>2026-01-13</w:t>
+      <w:t>2026-01-14</w:t>
       <w:br/>
       <w:br/>
     </w:r>

--- a/tillsyn/A 60491-2025 tillsynsbegäran.docx
+++ b/tillsyn/A 60491-2025 tillsynsbegäran.docx
@@ -405,7 +405,7 @@
     <w:r>
       <w:tab/>
       <w:tab/>
-      <w:t>2026-01-14</w:t>
+      <w:t>2026-01-15</w:t>
       <w:br/>
       <w:br/>
     </w:r>

--- a/tillsyn/A 60491-2025 tillsynsbegäran.docx
+++ b/tillsyn/A 60491-2025 tillsynsbegäran.docx
@@ -405,7 +405,7 @@
     <w:r>
       <w:tab/>
       <w:tab/>
-      <w:t>2026-01-15</w:t>
+      <w:t>2026-01-16</w:t>
       <w:br/>
       <w:br/>
     </w:r>

--- a/tillsyn/A 60491-2025 tillsynsbegäran.docx
+++ b/tillsyn/A 60491-2025 tillsynsbegäran.docx
@@ -405,7 +405,7 @@
     <w:r>
       <w:tab/>
       <w:tab/>
-      <w:t>2026-01-16</w:t>
+      <w:t>2026-01-17</w:t>
       <w:br/>
       <w:br/>
     </w:r>

--- a/tillsyn/A 60491-2025 tillsynsbegäran.docx
+++ b/tillsyn/A 60491-2025 tillsynsbegäran.docx
@@ -405,7 +405,7 @@
     <w:r>
       <w:tab/>
       <w:tab/>
-      <w:t>2026-01-17</w:t>
+      <w:t>2026-01-18</w:t>
       <w:br/>
       <w:br/>
     </w:r>

--- a/tillsyn/A 60491-2025 tillsynsbegäran.docx
+++ b/tillsyn/A 60491-2025 tillsynsbegäran.docx
@@ -405,7 +405,7 @@
     <w:r>
       <w:tab/>
       <w:tab/>
-      <w:t>2026-01-18</w:t>
+      <w:t>2026-01-19</w:t>
       <w:br/>
       <w:br/>
     </w:r>

--- a/tillsyn/A 60491-2025 tillsynsbegäran.docx
+++ b/tillsyn/A 60491-2025 tillsynsbegäran.docx
@@ -405,7 +405,7 @@
     <w:r>
       <w:tab/>
       <w:tab/>
-      <w:t>2026-01-19</w:t>
+      <w:t>2026-01-20</w:t>
       <w:br/>
       <w:br/>
     </w:r>

--- a/tillsyn/A 60491-2025 tillsynsbegäran.docx
+++ b/tillsyn/A 60491-2025 tillsynsbegäran.docx
@@ -405,7 +405,7 @@
     <w:r>
       <w:tab/>
       <w:tab/>
-      <w:t>2026-01-20</w:t>
+      <w:t>2026-01-21</w:t>
       <w:br/>
       <w:br/>
     </w:r>

--- a/tillsyn/A 60491-2025 tillsynsbegäran.docx
+++ b/tillsyn/A 60491-2025 tillsynsbegäran.docx
@@ -405,7 +405,7 @@
     <w:r>
       <w:tab/>
       <w:tab/>
-      <w:t>2026-01-21</w:t>
+      <w:t>2026-01-23</w:t>
       <w:br/>
       <w:br/>
     </w:r>

--- a/tillsyn/A 60491-2025 tillsynsbegäran.docx
+++ b/tillsyn/A 60491-2025 tillsynsbegäran.docx
@@ -405,7 +405,7 @@
     <w:r>
       <w:tab/>
       <w:tab/>
-      <w:t>2026-01-23</w:t>
+      <w:t>2026-01-24</w:t>
       <w:br/>
       <w:br/>
     </w:r>

--- a/tillsyn/A 60491-2025 tillsynsbegäran.docx
+++ b/tillsyn/A 60491-2025 tillsynsbegäran.docx
@@ -405,7 +405,7 @@
     <w:r>
       <w:tab/>
       <w:tab/>
-      <w:t>2026-01-24</w:t>
+      <w:t>2026-01-25</w:t>
       <w:br/>
       <w:br/>
     </w:r>

--- a/tillsyn/A 60491-2025 tillsynsbegäran.docx
+++ b/tillsyn/A 60491-2025 tillsynsbegäran.docx
@@ -405,7 +405,7 @@
     <w:r>
       <w:tab/>
       <w:tab/>
-      <w:t>2026-01-25</w:t>
+      <w:t>2026-01-26</w:t>
       <w:br/>
       <w:br/>
     </w:r>

--- a/tillsyn/A 60491-2025 tillsynsbegäran.docx
+++ b/tillsyn/A 60491-2025 tillsynsbegäran.docx
@@ -405,7 +405,7 @@
     <w:r>
       <w:tab/>
       <w:tab/>
-      <w:t>2026-01-26</w:t>
+      <w:t>2026-01-27</w:t>
       <w:br/>
       <w:br/>
     </w:r>

--- a/tillsyn/A 60491-2025 tillsynsbegäran.docx
+++ b/tillsyn/A 60491-2025 tillsynsbegäran.docx
@@ -405,7 +405,7 @@
     <w:r>
       <w:tab/>
       <w:tab/>
-      <w:t>2026-01-27</w:t>
+      <w:t>2026-01-28</w:t>
       <w:br/>
       <w:br/>
     </w:r>

--- a/tillsyn/A 60491-2025 tillsynsbegäran.docx
+++ b/tillsyn/A 60491-2025 tillsynsbegäran.docx
@@ -98,7 +98,25 @@
         <w:t xml:space="preserve">Grönpyrola </w:t>
       </w:r>
       <w:r>
-        <w:t>växer främst på sandig, torr eller frisk mark i äldre barrskog, ofta på isälvsmaterial såsom sand och grus. Den påträffas främst i äldre naturligt uppkomna barrskogar, exempelvis på tallmoar, i åssluttningar, dyner och rasbranter. Arten är känslig för skogsbruksmetoder såsom slutavverkning och markberedning (Nitare &amp; Skogsstyrelsen, 2019).</w:t>
+        <w:t xml:space="preserve">växer främst på sandig, torr eller frisk mark i äldre barrskog, ofta på isälvsmaterial såsom sand och grus. Den påträffas främst i äldre naturligt uppkomna barrskogar, exempelvis på tallmoar, i åssluttningar, dyner och rasbranter. Arten är känslig för skogsbruksmetoder såsom slutavverkning och markberedning. Grönpyrola är typisk art för </w:t>
+      </w:r>
+      <w:r>
+        <w:rPr>
+          <w:i/>
+        </w:rPr>
+        <w:t>9010 Taiga, 9060 Åsbarrskog</w:t>
+      </w:r>
+      <w:r>
+        <w:t xml:space="preserve"> och</w:t>
+      </w:r>
+      <w:r>
+        <w:rPr>
+          <w:i/>
+        </w:rPr>
+        <w:t xml:space="preserve"> 1610 Åsöar i Östersjön </w:t>
+      </w:r>
+      <w:r>
+        <w:t>(Nitare &amp; Skogsstyrelsen, 2019; SLU Artdatabanken, 2025).</w:t>
       </w:r>
     </w:p>
     <w:p>
@@ -109,7 +127,25 @@
         <w:t>Ullticka (NT)</w:t>
       </w:r>
       <w:r>
-        <w:t xml:space="preserve"> är knuten till restbestånd av barrnaturskog och förekommer med ett tydligt optimum i orörda eller måttligt påverkade gamla granskogar där det föreligger viss kontinuitet av grov död ved. Ullticka är en bra signalart inom hela sitt utbredningsområde och i södra Sverige är den sällsynt och en god signalart för skyddsvärda granskogsmiljöer. Den hotas av avverkning och fragmentering av naturskog och äldre granskog med lång trädkontinuitet. På ullticka kan ibland ulltickeporing (VU) påträffas - det är en sällsynt ticka som nyligen delats upp i tre olika arter: </w:t>
+        <w:t xml:space="preserve"> är knuten till restbestånd av barrnaturskog och förekommer med ett tydligt optimum i orörda eller måttligt påverkade gamla granskogar där det föreligger viss kontinuitet av grov död ved. Ullticka är en bra signalart inom hela sitt utbredningsområde och i södra Sverige är den sällsynt och en god signalart för skyddsvärda granskogsmiljöer. Den hotas av avverkning och fragmentering av naturskog och äldre granskog med lång trädkontinuitet. Ullticka är typisk art för </w:t>
+      </w:r>
+      <w:r>
+        <w:rPr>
+          <w:i/>
+        </w:rPr>
+        <w:t xml:space="preserve">9010 Taiga, 9050 Näringsrik granskog </w:t>
+      </w:r>
+      <w:r>
+        <w:t xml:space="preserve">och </w:t>
+      </w:r>
+      <w:r>
+        <w:rPr>
+          <w:i/>
+        </w:rPr>
+        <w:t>9030 Landhöjningsskog</w:t>
+      </w:r>
+      <w:r>
+        <w:t xml:space="preserve">. På ullticka kan ibland ulltickeporing (VU) påträffas - det är en sällsynt ticka som nyligen delats upp i tre olika arter: </w:t>
       </w:r>
       <w:r>
         <w:rPr>
@@ -165,7 +201,25 @@
         <w:t>Spillkråka (NT, §4)</w:t>
       </w:r>
       <w:r>
-        <w:t xml:space="preserve"> är rödlistad som nära hotad och ingår i bilaga 1 i EU:s fågeldirektiv. Den minskar i population på grund av minskad tillgång på lämpliga bo- och födoträd och minskad födotillgång. Spillkråkans minskningstakt har uppgått till 19 (24–10) % under de senaste 15 åren. Minskningstakten för den svenska populationen bedöms vara nära gränsvärdet för Sårbar (VU) (A2bc). Skogsbruk med korta omloppstider och täta, homogena ungskogar utgör det största hotet, (SLU Artdatabanken, 2023).</w:t>
+        <w:t xml:space="preserve"> är rödlistad som nära hotad och ingår i bilaga 1 i EU:s fågeldirektiv. Den minskar i population på grund av minskad tillgång på lämpliga bo- och födoträd och minskad födotillgång. Spillkråkans minskningstakt har uppgått till 19 (24–10) % under de senaste 15 åren. Minskningstakten för den svenska populationen bedöms vara nära gränsvärdet för Sårbar (VU) (A2bc). Skogsbruk med korta omloppstider och täta, homogena ungskogar utgör det största hotet. Spillkråka är typisk art för </w:t>
+      </w:r>
+      <w:r>
+        <w:rPr>
+          <w:i/>
+        </w:rPr>
+        <w:t xml:space="preserve">9010 Taiga </w:t>
+      </w:r>
+      <w:r>
+        <w:t>och</w:t>
+      </w:r>
+      <w:r>
+        <w:rPr>
+          <w:i/>
+        </w:rPr>
+        <w:t xml:space="preserve"> 9740 Skogsbevuxen myr </w:t>
+      </w:r>
+      <w:r>
+        <w:t>(SLU Artdatabanken, 2023).</w:t>
       </w:r>
     </w:p>
     <w:p>
@@ -176,7 +230,25 @@
         <w:t>Tjäder (§4)</w:t>
       </w:r>
       <w:r>
-        <w:t xml:space="preserve"> är en utpräglad skogsfågel knuten till större sammanhängande barrskogsområden. Tupparna och hönorna utnyttjar till viss del olika miljöer, och habitatvalet varierar dessutom mellan olika delar av året. För att det ska finnas livskraftiga tjäderbestånd krävs funktionella skogslandskap med en blandning av uppvuxen, gles och luckig skog, täta sumpskogar, myrar och andra små våtmarker. Arten försvinner när skogen fragmenteras och den sammanlagda arealen hyggen och andra öppna områden blir för stor. Ett småskaligt och försiktigt virkesuttag genom hyggesfria metoder kan i vissa fall vara möjligt i området inom 200 m från lekcentrum. Längre ut från lekcentrum, inom 200–500 m bör den avverkade ytan inte överskrida 1 hektar för att undvika alltför stora och snabba förändringar (Skogsstyrelsen, 2019).</w:t>
+        <w:t xml:space="preserve"> omfattas av bilaga 1 och 2 EU:s fågeldirektiv och är typisk art för </w:t>
+      </w:r>
+      <w:r>
+        <w:rPr>
+          <w:i/>
+        </w:rPr>
+        <w:t xml:space="preserve">9010 Taiga </w:t>
+      </w:r>
+      <w:r>
+        <w:t xml:space="preserve">och </w:t>
+      </w:r>
+      <w:r>
+        <w:rPr>
+          <w:i/>
+        </w:rPr>
+        <w:t>9740 Skogsbevuxen myr</w:t>
+      </w:r>
+      <w:r>
+        <w:t>. Tjädern är en utpräglad skogsfågel knuten till större sammanhängande barrskogsområden. Tupparna och hönorna utnyttjar till viss del olika miljöer, och habitatvalet varierar dessutom mellan olika delar av året. För att det ska finnas livskraftiga tjäderbestånd krävs funktionella skogslandskap med en blandning av uppvuxen, gles och luckig skog, täta sumpskogar, myrar och andra små våtmarker. Arten försvinner när skogen fragmenteras och den sammanlagda arealen hyggen och andra öppna områden blir för stor. Ett småskaligt och försiktigt virkesuttag genom hyggesfria metoder kan i vissa fall vara möjligt i området inom 200 m från lekcentrum. Längre ut från lekcentrum, inom 200–500 m bör den avverkade ytan inte överskrida 1 hektar för att undvika alltför stora och snabba förändringar (Skogsstyrelsen, 2019; SLU Artdatabanken, 2024).</w:t>
       </w:r>
     </w:p>
     <w:p>
@@ -207,12 +279,30 @@
     </w:p>
     <w:p>
       <w:r>
-        <w:t>Spillkråka (NT) är rödlistad som nära hotad, fridlyst enligt §4 Artskyddsförordningen och ingår i bilaga 1 i EU:s fågeldirektiv. Spillkråka lever i både barr- och blandskog liksom i ren lövskog. De tätaste populationerna tenderar att finnas i äldre, variationsrik blandskog med gott om död ved och gamla träd.</w:t>
+        <w:t xml:space="preserve">Spillkråka (NT) är rödlistad som nära hotad, fridlyst enligt §4 Artskyddsförordningen, typisk art för </w:t>
+      </w:r>
+      <w:r>
+        <w:rPr>
+          <w:i/>
+        </w:rPr>
+        <w:t xml:space="preserve">9010 Taiga </w:t>
+      </w:r>
+      <w:r>
+        <w:t>och</w:t>
+      </w:r>
+      <w:r>
+        <w:rPr>
+          <w:i/>
+        </w:rPr>
+        <w:t xml:space="preserve"> 9740 Skogsbevuxen myr</w:t>
+      </w:r>
+      <w:r>
+        <w:t xml:space="preserve"> och ingår i bilaga 1 i EU:s fågeldirektiv. Spillkråka lever i både barr- och blandskog liksom i ren lövskog. De tätaste populationerna tenderar att finnas i äldre, variationsrik blandskog med gott om död ved och gamla träd.</w:t>
       </w:r>
     </w:p>
     <w:p>
       <w:r>
-        <w:t>Varje par utnyttjar 400–1000 hektar skog beroende på skogens kvalitet. En minskning av populationen pågår på grund av minskad tillgång på lämpliga bo- och födoträd och minskad födotillgång. Spillkråkans minskningstakt har uppgått till 19 (24–10) % under de senaste 15 åren. Minskningstakten för den svenska populationen bedöms vara nära gränsvärdet för Sårbar (VU) (A2bc). Skogsbruk med korta omloppstider och täta, homogena ungskogar utgör det största hotet (Artdatabanken 2023).</w:t>
+        <w:t>Varje par utnyttjar 400–1000 hektar skog beroende på skogens kvalitet. En minskning av populationen pågår på grund av minskad tillgång på lämpliga bo- och födoträd och minskad födotillgång. Spillkråkans minskningstakt har uppgått till 19 (24–10) % under de senaste 15 åren. Minskningstakten för den svenska populationen bedöms vara nära gränsvärdet för Sårbar (VU) (A2bc). Skogsbruk med korta omloppstider och täta, homogena ungskogar utgör det största hotet (SLU Artdatabanken 2023).</w:t>
       </w:r>
     </w:p>
     <w:p>
@@ -247,7 +337,25 @@
     </w:p>
     <w:p>
       <w:r>
-        <w:t>Tjäder (§4) är en utpräglad skogsfågel knuten till större sammanhängande barrskogsområden. Tupparna och hönorna utnyttjar till viss del olika miljöer, och habitatvalet varierar dessutom mellan olika delar av året. För att det ska finnas livskraftiga tjäderbestånd krävs funktionella skogslandskap med en blandning av uppvuxen, gles och luckig skog, täta sumpskogar, myrar och andra små våtmarker (Skogsstyrelsen, 2019).</w:t>
+        <w:t xml:space="preserve">Tjäder (§4) omfattas av bilaga 1 och 2 EU:s fågeldirektiv och är typisk art för </w:t>
+      </w:r>
+      <w:r>
+        <w:rPr>
+          <w:i/>
+        </w:rPr>
+        <w:t xml:space="preserve">9010 Taiga </w:t>
+      </w:r>
+      <w:r>
+        <w:t xml:space="preserve">och </w:t>
+      </w:r>
+      <w:r>
+        <w:rPr>
+          <w:i/>
+        </w:rPr>
+        <w:t>9740 Skogsbevuxen myr</w:t>
+      </w:r>
+      <w:r>
+        <w:t>. Tjädern är en utpräglad skogsfågel knuten till större sammanhängande barrskogsområden. Tupparna och hönorna utnyttjar till viss del olika miljöer, och habitatvalet varierar dessutom mellan olika delar av året. För att det ska finnas livskraftiga tjäderbestånd krävs funktionella skogslandskap med en blandning av uppvuxen, gles och luckig skog, täta sumpskogar, myrar och andra små våtmarker (Skogsstyrelsen, 2019; SLU Artdatabanken 2024).</w:t>
       </w:r>
     </w:p>
     <w:p>
@@ -271,10 +379,21 @@
         <w:rPr>
           <w:i/>
         </w:rPr>
-        <w:t xml:space="preserve">Vägledning för hänsyn till fåglar – tjäder. </w:t>
+        <w:t>Vägledning för hänsyn till fåglar – tjäder.</w:t>
+      </w:r>
+    </w:p>
+    <w:p>
+      <w:r>
+        <w:t xml:space="preserve">SLU Artdatabanken, 2024. </w:t>
       </w:r>
       <w:r>
-        <w:t>https://www.skogsstyrelsen.se/globalassets/lag-och-tillsyn/artskydd/vagledningar-for-hansyn-till-faglar/tjader-vagledning-hansyn2.pdf</w:t>
+        <w:rPr>
+          <w:i/>
+        </w:rPr>
+        <w:t xml:space="preserve">Artfaktablad. Naturvård – artfakta. </w:t>
+      </w:r>
+      <w:r>
+        <w:t>SLU Artdatabanken, Uppsala</w:t>
       </w:r>
     </w:p>
     <w:sectPr>
@@ -405,7 +524,7 @@
     <w:r>
       <w:tab/>
       <w:tab/>
-      <w:t>2026-01-28</w:t>
+      <w:t>2026-01-29</w:t>
       <w:br/>
       <w:br/>
     </w:r>

--- a/tillsyn/A 60491-2025 tillsynsbegäran.docx
+++ b/tillsyn/A 60491-2025 tillsynsbegäran.docx
@@ -524,7 +524,7 @@
     <w:r>
       <w:tab/>
       <w:tab/>
-      <w:t>2026-01-29</w:t>
+      <w:t>2026-01-30</w:t>
       <w:br/>
       <w:br/>
     </w:r>

--- a/tillsyn/A 60491-2025 tillsynsbegäran.docx
+++ b/tillsyn/A 60491-2025 tillsynsbegäran.docx
@@ -524,7 +524,7 @@
     <w:r>
       <w:tab/>
       <w:tab/>
-      <w:t>2026-01-30</w:t>
+      <w:t>2026-01-31</w:t>
       <w:br/>
       <w:br/>
     </w:r>

--- a/tillsyn/A 60491-2025 tillsynsbegäran.docx
+++ b/tillsyn/A 60491-2025 tillsynsbegäran.docx
@@ -524,7 +524,7 @@
     <w:r>
       <w:tab/>
       <w:tab/>
-      <w:t>2026-03-01</w:t>
+      <w:t>2026-03-02</w:t>
       <w:br/>
       <w:br/>
     </w:r>

--- a/tillsyn/A 60491-2025 tillsynsbegäran.docx
+++ b/tillsyn/A 60491-2025 tillsynsbegäran.docx
@@ -524,7 +524,7 @@
     <w:r>
       <w:tab/>
       <w:tab/>
-      <w:t>2026-03-02</w:t>
+      <w:t>2026-03-03</w:t>
       <w:br/>
       <w:br/>
     </w:r>

--- a/tillsyn/A 60491-2025 tillsynsbegäran.docx
+++ b/tillsyn/A 60491-2025 tillsynsbegäran.docx
@@ -524,7 +524,7 @@
     <w:r>
       <w:tab/>
       <w:tab/>
-      <w:t>2026-03-03</w:t>
+      <w:t>2026-03-04</w:t>
       <w:br/>
       <w:br/>
     </w:r>

--- a/tillsyn/A 60491-2025 tillsynsbegäran.docx
+++ b/tillsyn/A 60491-2025 tillsynsbegäran.docx
@@ -524,7 +524,7 @@
     <w:r>
       <w:tab/>
       <w:tab/>
-      <w:t>2026-03-04</w:t>
+      <w:t>2026-03-05</w:t>
       <w:br/>
       <w:br/>
     </w:r>

--- a/tillsyn/A 60491-2025 tillsynsbegäran.docx
+++ b/tillsyn/A 60491-2025 tillsynsbegäran.docx
@@ -524,7 +524,7 @@
     <w:r>
       <w:tab/>
       <w:tab/>
-      <w:t>2026-03-05</w:t>
+      <w:t>2026-03-06</w:t>
       <w:br/>
       <w:br/>
     </w:r>

--- a/tillsyn/A 60491-2025 tillsynsbegäran.docx
+++ b/tillsyn/A 60491-2025 tillsynsbegäran.docx
@@ -524,7 +524,7 @@
     <w:r>
       <w:tab/>
       <w:tab/>
-      <w:t>2026-03-06</w:t>
+      <w:t>2026-03-07</w:t>
       <w:br/>
       <w:br/>
     </w:r>

--- a/tillsyn/A 60491-2025 tillsynsbegäran.docx
+++ b/tillsyn/A 60491-2025 tillsynsbegäran.docx
@@ -524,7 +524,7 @@
     <w:r>
       <w:tab/>
       <w:tab/>
-      <w:t>2026-03-07</w:t>
+      <w:t>2026-03-08</w:t>
       <w:br/>
       <w:br/>
     </w:r>

--- a/tillsyn/A 60491-2025 tillsynsbegäran.docx
+++ b/tillsyn/A 60491-2025 tillsynsbegäran.docx
@@ -524,7 +524,7 @@
     <w:r>
       <w:tab/>
       <w:tab/>
-      <w:t>2026-03-08</w:t>
+      <w:t>2026-03-09</w:t>
       <w:br/>
       <w:br/>
     </w:r>

--- a/tillsyn/A 60491-2025 tillsynsbegäran.docx
+++ b/tillsyn/A 60491-2025 tillsynsbegäran.docx
@@ -524,7 +524,7 @@
     <w:r>
       <w:tab/>
       <w:tab/>
-      <w:t>2026-03-09</w:t>
+      <w:t>2026-03-10</w:t>
       <w:br/>
       <w:br/>
     </w:r>

--- a/tillsyn/A 60491-2025 tillsynsbegäran.docx
+++ b/tillsyn/A 60491-2025 tillsynsbegäran.docx
@@ -201,7 +201,7 @@
         <w:t>Spillkråka (NT, §4)</w:t>
       </w:r>
       <w:r>
-        <w:t xml:space="preserve"> är rödlistad som nära hotad och ingår i bilaga 1 i EU:s fågeldirektiv. Den minskar i population på grund av minskad tillgång på lämpliga bo- och födoträd och minskad födotillgång. Spillkråkans minskningstakt har uppgått till 19 (24–10) % under de senaste 15 åren. Minskningstakten för den svenska populationen bedöms vara nära gränsvärdet för Sårbar (VU) (A2bc). Skogsbruk med korta omloppstider och täta, homogena ungskogar utgör det största hotet. Spillkråka är typisk art för </w:t>
+        <w:t xml:space="preserve"> är rödlistad som nära hotad och ingår i bilaga 1 i EU:s fågeldirektiv. Den minskar i population på grund av minskad tillgång på lämpliga bo- och födoträd och minskad födotillgång. Spillkråkans minskningstakt har uppgått till 19 (24–10) % under de senaste 15 åren och bedöms vara nära gränsvärdet för Sårbar (VU) (A2bc). Spillkråka är en nyckelart i skogliga miljöer vars övergivna bohål utnyttjas av flera andra hålhäckande fågelarter och fladdermöss. Den behöver grova träd, främst tall, asp och bok som boträd. Skogsbruk med korta omloppstider och täta, homogena ungskogar utgör det största hotet. Spillkråka är typisk art för </w:t>
       </w:r>
       <w:r>
         <w:rPr>
@@ -219,7 +219,7 @@
         <w:t xml:space="preserve"> 9740 Skogsbevuxen myr </w:t>
       </w:r>
       <w:r>
-        <w:t>(SLU Artdatabanken, 2023).</w:t>
+        <w:t>(SLU Artdatabanken, 2025; Skogsstyrelsen 2016).</w:t>
       </w:r>
     </w:p>
     <w:p>
@@ -297,7 +297,7 @@
         <w:t xml:space="preserve"> 9740 Skogsbevuxen myr</w:t>
       </w:r>
       <w:r>
-        <w:t xml:space="preserve"> och ingår i bilaga 1 i EU:s fågeldirektiv. Spillkråka lever i både barr- och blandskog liksom i ren lövskog. De tätaste populationerna tenderar att finnas i äldre, variationsrik blandskog med gott om död ved och gamla träd.</w:t>
+        <w:t xml:space="preserve"> och ingår i bilaga 1 i EU:s fågeldirektiv. Spillkråka lever i både barr- och blandskog liksom i ren lövskog. De tätaste populationerna tenderar att finnas i äldre, variationsrik blandskog med gott om död ved och gamla träd. Spillkråka är en nyckelart i skogliga miljöer vars övergivna bohål utnyttjas av flera andra hålhäckande fågelarter och fladdermöss (SLU Artdatabanken, 2023; Skogsstyrelsen 2016).</w:t>
       </w:r>
     </w:p>
     <w:p>
@@ -315,7 +315,21 @@
     </w:p>
     <w:p>
       <w:r>
-        <w:t xml:space="preserve">SLU Artdatabanken, 2021. </w:t>
+        <w:t xml:space="preserve">Skogsstyrelsen, 2016. </w:t>
+      </w:r>
+      <w:r>
+        <w:rPr>
+          <w:i/>
+        </w:rPr>
+        <w:t xml:space="preserve">Vägledning för hänsyn till spillkråka. </w:t>
+      </w:r>
+      <w:r>
+        <w:t>Vägledningar och kunskapsstöd artskydd – Skogsstyrelsen.</w:t>
+      </w:r>
+    </w:p>
+    <w:p>
+      <w:r>
+        <w:t xml:space="preserve">SLU Artdatabanken, 2023. </w:t>
       </w:r>
       <w:r>
         <w:rPr>
@@ -524,7 +538,7 @@
     <w:r>
       <w:tab/>
       <w:tab/>
-      <w:t>2026-03-10</w:t>
+      <w:t>2026-03-11</w:t>
       <w:br/>
       <w:br/>
     </w:r>

--- a/tillsyn/A 60491-2025 tillsynsbegäran.docx
+++ b/tillsyn/A 60491-2025 tillsynsbegäran.docx
@@ -538,7 +538,7 @@
     <w:r>
       <w:tab/>
       <w:tab/>
-      <w:t>2026-03-11</w:t>
+      <w:t>2026-03-12</w:t>
       <w:br/>
       <w:br/>
     </w:r>

--- a/tillsyn/A 60491-2025 tillsynsbegäran.docx
+++ b/tillsyn/A 60491-2025 tillsynsbegäran.docx
@@ -538,7 +538,7 @@
     <w:r>
       <w:tab/>
       <w:tab/>
-      <w:t>2026-03-12</w:t>
+      <w:t>2026-03-13</w:t>
       <w:br/>
       <w:br/>
     </w:r>

--- a/tillsyn/A 60491-2025 tillsynsbegäran.docx
+++ b/tillsyn/A 60491-2025 tillsynsbegäran.docx
@@ -538,7 +538,7 @@
     <w:r>
       <w:tab/>
       <w:tab/>
-      <w:t>2026-03-13</w:t>
+      <w:t>2026-03-16</w:t>
       <w:br/>
       <w:br/>
     </w:r>

--- a/tillsyn/A 60491-2025 tillsynsbegäran.docx
+++ b/tillsyn/A 60491-2025 tillsynsbegäran.docx
@@ -538,7 +538,7 @@
     <w:r>
       <w:tab/>
       <w:tab/>
-      <w:t>2026-03-16</w:t>
+      <w:t>2026-03-17</w:t>
       <w:br/>
       <w:br/>
     </w:r>

--- a/tillsyn/A 60491-2025 tillsynsbegäran.docx
+++ b/tillsyn/A 60491-2025 tillsynsbegäran.docx
@@ -538,7 +538,7 @@
     <w:r>
       <w:tab/>
       <w:tab/>
-      <w:t>2026-03-17</w:t>
+      <w:t>2026-03-18</w:t>
       <w:br/>
       <w:br/>
     </w:r>

--- a/tillsyn/A 60491-2025 tillsynsbegäran.docx
+++ b/tillsyn/A 60491-2025 tillsynsbegäran.docx
@@ -538,7 +538,7 @@
     <w:r>
       <w:tab/>
       <w:tab/>
-      <w:t>2026-03-18</w:t>
+      <w:t>2026-03-19</w:t>
       <w:br/>
       <w:br/>
     </w:r>

--- a/tillsyn/A 60491-2025 tillsynsbegäran.docx
+++ b/tillsyn/A 60491-2025 tillsynsbegäran.docx
@@ -538,7 +538,7 @@
     <w:r>
       <w:tab/>
       <w:tab/>
-      <w:t>2026-03-19</w:t>
+      <w:t>2026-03-20</w:t>
       <w:br/>
       <w:br/>
     </w:r>

--- a/tillsyn/A 60491-2025 tillsynsbegäran.docx
+++ b/tillsyn/A 60491-2025 tillsynsbegäran.docx
@@ -538,7 +538,7 @@
     <w:r>
       <w:tab/>
       <w:tab/>
-      <w:t>2026-03-20</w:t>
+      <w:t>2026-03-21</w:t>
       <w:br/>
       <w:br/>
     </w:r>

--- a/tillsyn/A 60491-2025 tillsynsbegäran.docx
+++ b/tillsyn/A 60491-2025 tillsynsbegäran.docx
@@ -538,7 +538,7 @@
     <w:r>
       <w:tab/>
       <w:tab/>
-      <w:t>2026-03-21</w:t>
+      <w:t>2026-03-22</w:t>
       <w:br/>
       <w:br/>
     </w:r>

--- a/tillsyn/A 60491-2025 tillsynsbegäran.docx
+++ b/tillsyn/A 60491-2025 tillsynsbegäran.docx
@@ -538,7 +538,7 @@
     <w:r>
       <w:tab/>
       <w:tab/>
-      <w:t>2026-03-22</w:t>
+      <w:t>2026-03-23</w:t>
       <w:br/>
       <w:br/>
     </w:r>

--- a/tillsyn/A 60491-2025 tillsynsbegäran.docx
+++ b/tillsyn/A 60491-2025 tillsynsbegäran.docx
@@ -538,7 +538,7 @@
     <w:r>
       <w:tab/>
       <w:tab/>
-      <w:t>2026-03-23</w:t>
+      <w:t>2026-03-24</w:t>
       <w:br/>
       <w:br/>
     </w:r>

--- a/tillsyn/A 60491-2025 tillsynsbegäran.docx
+++ b/tillsyn/A 60491-2025 tillsynsbegäran.docx
@@ -538,7 +538,7 @@
     <w:r>
       <w:tab/>
       <w:tab/>
-      <w:t>2026-03-24</w:t>
+      <w:t>2026-03-25</w:t>
       <w:br/>
       <w:br/>
     </w:r>

--- a/tillsyn/A 60491-2025 tillsynsbegäran.docx
+++ b/tillsyn/A 60491-2025 tillsynsbegäran.docx
@@ -538,7 +538,7 @@
     <w:r>
       <w:tab/>
       <w:tab/>
-      <w:t>2026-03-25</w:t>
+      <w:t>2026-03-26</w:t>
       <w:br/>
       <w:br/>
     </w:r>

--- a/tillsyn/A 60491-2025 tillsynsbegäran.docx
+++ b/tillsyn/A 60491-2025 tillsynsbegäran.docx
@@ -538,7 +538,7 @@
     <w:r>
       <w:tab/>
       <w:tab/>
-      <w:t>2026-03-26</w:t>
+      <w:t>2026-03-27</w:t>
       <w:br/>
       <w:br/>
     </w:r>

--- a/tillsyn/A 60491-2025 tillsynsbegäran.docx
+++ b/tillsyn/A 60491-2025 tillsynsbegäran.docx
@@ -538,7 +538,7 @@
     <w:r>
       <w:tab/>
       <w:tab/>
-      <w:t>2026-03-27</w:t>
+      <w:t>2026-03-28</w:t>
       <w:br/>
       <w:br/>
     </w:r>

--- a/tillsyn/A 60491-2025 tillsynsbegäran.docx
+++ b/tillsyn/A 60491-2025 tillsynsbegäran.docx
@@ -538,7 +538,7 @@
     <w:r>
       <w:tab/>
       <w:tab/>
-      <w:t>2026-03-28</w:t>
+      <w:t>2026-03-29</w:t>
       <w:br/>
       <w:br/>
     </w:r>

--- a/tillsyn/A 60491-2025 tillsynsbegäran.docx
+++ b/tillsyn/A 60491-2025 tillsynsbegäran.docx
@@ -547,7 +547,7 @@
     <w:r>
       <w:tab/>
       <w:tab/>
-      <w:t>2026-04-14</w:t>
+      <w:t>2026-04-15</w:t>
       <w:br/>
       <w:br/>
     </w:r>

--- a/tillsyn/A 60491-2025 tillsynsbegäran.docx
+++ b/tillsyn/A 60491-2025 tillsynsbegäran.docx
@@ -547,7 +547,7 @@
     <w:r>
       <w:tab/>
       <w:tab/>
-      <w:t>2026-04-15</w:t>
+      <w:t>2026-04-16</w:t>
       <w:br/>
       <w:br/>
     </w:r>

--- a/tillsyn/A 60491-2025 tillsynsbegäran.docx
+++ b/tillsyn/A 60491-2025 tillsynsbegäran.docx
@@ -547,7 +547,7 @@
     <w:r>
       <w:tab/>
       <w:tab/>
-      <w:t>2026-04-16</w:t>
+      <w:t>2026-04-17</w:t>
       <w:br/>
       <w:br/>
     </w:r>

--- a/tillsyn/A 60491-2025 tillsynsbegäran.docx
+++ b/tillsyn/A 60491-2025 tillsynsbegäran.docx
@@ -547,7 +547,7 @@
     <w:r>
       <w:tab/>
       <w:tab/>
-      <w:t>2026-04-17</w:t>
+      <w:t>2026-04-18</w:t>
       <w:br/>
       <w:br/>
     </w:r>

--- a/tillsyn/A 60491-2025 tillsynsbegäran.docx
+++ b/tillsyn/A 60491-2025 tillsynsbegäran.docx
@@ -547,7 +547,7 @@
     <w:r>
       <w:tab/>
       <w:tab/>
-      <w:t>2026-04-18</w:t>
+      <w:t>2026-04-19</w:t>
       <w:br/>
       <w:br/>
     </w:r>

--- a/tillsyn/A 60491-2025 tillsynsbegäran.docx
+++ b/tillsyn/A 60491-2025 tillsynsbegäran.docx
@@ -547,7 +547,7 @@
     <w:r>
       <w:tab/>
       <w:tab/>
-      <w:t>2026-04-19</w:t>
+      <w:t>2026-04-20</w:t>
       <w:br/>
       <w:br/>
     </w:r>

--- a/tillsyn/A 60491-2025 tillsynsbegäran.docx
+++ b/tillsyn/A 60491-2025 tillsynsbegäran.docx
@@ -547,7 +547,7 @@
     <w:r>
       <w:tab/>
       <w:tab/>
-      <w:t>2026-04-20</w:t>
+      <w:t>2026-04-21</w:t>
       <w:br/>
       <w:br/>
     </w:r>

--- a/tillsyn/A 60491-2025 tillsynsbegäran.docx
+++ b/tillsyn/A 60491-2025 tillsynsbegäran.docx
@@ -547,7 +547,7 @@
     <w:r>
       <w:tab/>
       <w:tab/>
-      <w:t>2026-04-21</w:t>
+      <w:t>2026-04-22</w:t>
       <w:br/>
       <w:br/>
     </w:r>

--- a/tillsyn/A 60491-2025 tillsynsbegäran.docx
+++ b/tillsyn/A 60491-2025 tillsynsbegäran.docx
@@ -547,7 +547,7 @@
     <w:r>
       <w:tab/>
       <w:tab/>
-      <w:t>2026-04-22</w:t>
+      <w:t>2026-04-23</w:t>
       <w:br/>
       <w:br/>
     </w:r>

--- a/tillsyn/A 60491-2025 tillsynsbegäran.docx
+++ b/tillsyn/A 60491-2025 tillsynsbegäran.docx
@@ -547,7 +547,7 @@
     <w:r>
       <w:tab/>
       <w:tab/>
-      <w:t>2026-04-23</w:t>
+      <w:t>2026-04-24</w:t>
       <w:br/>
       <w:br/>
     </w:r>

--- a/tillsyn/A 60491-2025 tillsynsbegäran.docx
+++ b/tillsyn/A 60491-2025 tillsynsbegäran.docx
@@ -547,7 +547,7 @@
     <w:r>
       <w:tab/>
       <w:tab/>
-      <w:t>2026-04-24</w:t>
+      <w:t>2026-04-25</w:t>
       <w:br/>
       <w:br/>
     </w:r>

--- a/tillsyn/A 60491-2025 tillsynsbegäran.docx
+++ b/tillsyn/A 60491-2025 tillsynsbegäran.docx
@@ -547,7 +547,7 @@
     <w:r>
       <w:tab/>
       <w:tab/>
-      <w:t>2026-04-25</w:t>
+      <w:t>2026-04-26</w:t>
       <w:br/>
       <w:br/>
     </w:r>

--- a/tillsyn/A 60491-2025 tillsynsbegäran.docx
+++ b/tillsyn/A 60491-2025 tillsynsbegäran.docx
@@ -547,7 +547,7 @@
     <w:r>
       <w:tab/>
       <w:tab/>
-      <w:t>2026-04-26</w:t>
+      <w:t>2026-04-27</w:t>
       <w:br/>
       <w:br/>
     </w:r>

--- a/tillsyn/A 60491-2025 tillsynsbegäran.docx
+++ b/tillsyn/A 60491-2025 tillsynsbegäran.docx
@@ -547,7 +547,7 @@
     <w:r>
       <w:tab/>
       <w:tab/>
-      <w:t>2026-04-27</w:t>
+      <w:t>2026-04-28</w:t>
       <w:br/>
       <w:br/>
     </w:r>

--- a/tillsyn/A 60491-2025 tillsynsbegäran.docx
+++ b/tillsyn/A 60491-2025 tillsynsbegäran.docx
@@ -547,7 +547,7 @@
     <w:r>
       <w:tab/>
       <w:tab/>
-      <w:t>2026-04-28</w:t>
+      <w:t>2026-04-29</w:t>
       <w:br/>
       <w:br/>
     </w:r>

--- a/tillsyn/A 60491-2025 tillsynsbegäran.docx
+++ b/tillsyn/A 60491-2025 tillsynsbegäran.docx
@@ -547,7 +547,7 @@
     <w:r>
       <w:tab/>
       <w:tab/>
-      <w:t>2026-04-29</w:t>
+      <w:t>2026-04-30</w:t>
       <w:br/>
       <w:br/>
     </w:r>

--- a/tillsyn/A 60491-2025 tillsynsbegäran.docx
+++ b/tillsyn/A 60491-2025 tillsynsbegäran.docx
@@ -547,7 +547,7 @@
     <w:r>
       <w:tab/>
       <w:tab/>
-      <w:t>2026-04-30</w:t>
+      <w:t>2026-05-01</w:t>
       <w:br/>
       <w:br/>
     </w:r>

--- a/tillsyn/A 60491-2025 tillsynsbegäran.docx
+++ b/tillsyn/A 60491-2025 tillsynsbegäran.docx
@@ -547,7 +547,7 @@
     <w:r>
       <w:tab/>
       <w:tab/>
-      <w:t>2026-05-01</w:t>
+      <w:t>2026-05-02</w:t>
       <w:br/>
       <w:br/>
     </w:r>

--- a/tillsyn/A 60491-2025 tillsynsbegäran.docx
+++ b/tillsyn/A 60491-2025 tillsynsbegäran.docx
@@ -547,7 +547,7 @@
     <w:r>
       <w:tab/>
       <w:tab/>
-      <w:t>2026-05-02</w:t>
+      <w:t>2026-05-03</w:t>
       <w:br/>
       <w:br/>
     </w:r>

--- a/tillsyn/A 60491-2025 tillsynsbegäran.docx
+++ b/tillsyn/A 60491-2025 tillsynsbegäran.docx
@@ -547,7 +547,7 @@
     <w:r>
       <w:tab/>
       <w:tab/>
-      <w:t>2026-05-16</w:t>
+      <w:t>2026-05-17</w:t>
       <w:br/>
       <w:br/>
     </w:r>

--- a/tillsyn/A 60491-2025 tillsynsbegäran.docx
+++ b/tillsyn/A 60491-2025 tillsynsbegäran.docx
@@ -547,7 +547,7 @@
     <w:r>
       <w:tab/>
       <w:tab/>
-      <w:t>2026-05-17</w:t>
+      <w:t>2026-05-18</w:t>
       <w:br/>
       <w:br/>
     </w:r>
